--- a/pr-preview/pr-224/estimator-properties-handout-tracked-changes.docx
+++ b/pr-preview/pr-224/estimator-properties-handout-tracked-changes.docx
@@ -16,7 +16,7 @@
       </w:pPr>
       <w:del w:id="1" w:author="PR Preview" w:date="2026-01-01T00:00:00Z">
         <w:r>
-          <w:delText xml:space="preserve">Last modified: 2026-10-15 15:19:11 (PDT)</w:delText>
+          <w:delText xml:space="preserve">Last modified: 2026-10-16 02:59:55 (PDT)</w:delText>
         </w:r>
       </w:del>
     </w:p>
@@ -26,7 +26,7 @@
       </w:pPr>
       <w:ins w:id="2" w:author="PR Preview" w:date="2026-01-01T00:00:00Z">
         <w:r>
-          <w:t xml:space="preserve">Last modified: 2026-10-15 15:28:39 (PDT)</w:t>
+          <w:t xml:space="preserve">Last modified: 2026-10-16 03:12:26 (PDT)</w:t>
         </w:r>
       </w:ins>
     </w:p>
@@ -73,7 +73,7 @@
         <w:t xml:space="preserve">and how small can the variance of an unbiased estimator be?</w:t>
       </w:r>
     </w:p>
-    <w:bookmarkStart w:id="35" w:name="sec-consistency"/>
+    <w:bookmarkStart w:id="34" w:name="sec-consistency"/>
     <w:p>
       <w:pPr>
         <w:pStyle w:val="Heading2"/>
@@ -483,21 +483,15 @@
         <w:t xml:space="preserve">.</w:t>
       </w:r>
     </w:p>
-    <w:bookmarkEnd w:id="12"/>
-    <w:bookmarkStart w:id="13" w:name="rem-source-consistent"/>
     <w:p>
       <w:pPr>
         <w:pStyle w:val="BodyText"/>
       </w:pPr>
       <w:r>
-        <w:rPr>
-          <w:i/>
-          <w:iCs/>
-        </w:rPr>
-        <w:t xml:space="preserve">Remark 1</w:t>
-      </w:r>
-      <w:r>
-        <w:t xml:space="preserve"> (Source: Consistent estimator). </w:t>
+        <w:t xml:space="preserve">Source:</w:t>
+      </w:r>
+      <w:r>
+        <w:t xml:space="preserve"> </w:t>
       </w:r>
       <w:r>
         <w:t xml:space="preserve">Casella and Berger (2002, Def. 10.1.1)</w:t>
@@ -506,8 +500,8 @@
         <w:t xml:space="preserve">.</w:t>
       </w:r>
     </w:p>
-    <w:bookmarkEnd w:id="13"/>
-    <w:bookmarkStart w:id="17" w:name="rem-consistent-sequence"/>
+    <w:bookmarkEnd w:id="12"/>
+    <w:bookmarkStart w:id="16" w:name="rem-consistent-sequence"/>
     <w:p>
       <w:pPr>
         <w:pStyle w:val="BodyText"/>
@@ -517,7 +511,7 @@
           <w:i/>
           <w:iCs/>
         </w:rPr>
-        <w:t xml:space="preserve">Remark 2</w:t>
+        <w:t xml:space="preserve">Remark 1</w:t>
       </w:r>
       <w:r>
         <w:t xml:space="preserve"> (Consistency describes a sequence of estimators). </w:t>
@@ -528,7 +522,7 @@
       <w:r>
         <w:t xml:space="preserve"> </w:t>
       </w:r>
-      <w:hyperlink r:id="rId14">
+      <w:hyperlink r:id="rId13">
         <w:r>
           <w:rPr>
             <w:rStyle w:val="Hyperlink"/>
@@ -635,7 +629,7 @@
       <w:r>
         <w:t xml:space="preserve"> </w:t>
       </w:r>
-      <w:hyperlink r:id="rId15">
+      <w:hyperlink r:id="rId14">
         <w:r>
           <w:rPr>
             <w:rStyle w:val="Hyperlink"/>
@@ -652,7 +646,7 @@
       <w:r>
         <w:t xml:space="preserve"> </w:t>
       </w:r>
-      <w:hyperlink r:id="rId16">
+      <w:hyperlink r:id="rId15">
         <w:r>
           <w:rPr>
             <w:rStyle w:val="Hyperlink"/>
@@ -753,8 +747,8 @@
         <w:t xml:space="preserve">of a mean is the standard example).</w:t>
       </w:r>
     </w:p>
-    <w:bookmarkEnd w:id="17"/>
-    <w:bookmarkStart w:id="19" w:name="exr-estimation-error-bound"/>
+    <w:bookmarkEnd w:id="16"/>
+    <w:bookmarkStart w:id="18" w:name="exr-estimation-error-bound"/>
     <w:p>
       <w:pPr>
         <w:pStyle w:val="BodyText"/>
@@ -810,7 +804,7 @@
       <w:r>
         <w:t xml:space="preserve"> </w:t>
       </w:r>
-      <w:hyperlink r:id="rId16">
+      <w:hyperlink r:id="rId15">
         <w:r>
           <w:rPr>
             <w:rStyle w:val="Hyperlink"/>
@@ -856,7 +850,7 @@
       <w:r>
         <w:t xml:space="preserve"> </w:t>
       </w:r>
-      <w:hyperlink r:id="rId18">
+      <w:hyperlink r:id="rId17">
         <w:r>
           <w:rPr>
             <w:rStyle w:val="Hyperlink"/>
@@ -1001,8 +995,8 @@
         <w:t xml:space="preserve">.</w:t>
       </w:r>
     </w:p>
-    <w:bookmarkEnd w:id="19"/>
-    <w:bookmarkStart w:id="20" w:name="sol-estimation-error-bound"/>
+    <w:bookmarkEnd w:id="18"/>
+    <w:bookmarkStart w:id="19" w:name="sol-estimation-error-bound"/>
     <w:p>
       <w:pPr>
         <w:pStyle w:val="BodyText"/>
@@ -1712,8 +1706,8 @@
         </m:oMath>
       </m:oMathPara>
     </w:p>
-    <w:bookmarkEnd w:id="20"/>
-    <w:bookmarkStart w:id="22" w:name="lem-estimation-error-bound"/>
+    <w:bookmarkEnd w:id="19"/>
+    <w:bookmarkStart w:id="21" w:name="lem-estimation-error-bound"/>
     <w:p>
       <w:pPr>
         <w:pStyle w:val="FirstParagraph"/>
@@ -1846,7 +1840,7 @@
       <w:pPr>
         <w:pStyle w:val="BodyText"/>
       </w:pPr>
-      <w:bookmarkStart w:id="21" w:name="eq-estimation-error-bound"/>
+      <w:bookmarkStart w:id="20" w:name="eq-estimation-error-bound"/>
       <m:oMathPara>
         <m:oMathParaPr>
           <m:jc m:val="center"/>
@@ -1997,9 +1991,9 @@
           </m:r>
         </m:oMath>
       </m:oMathPara>
-      <w:bookmarkEnd w:id="21"/>
+      <w:bookmarkEnd w:id="20"/>
     </w:p>
-    <w:bookmarkEnd w:id="22"/>
+    <w:bookmarkEnd w:id="21"/>
     <w:p>
       <w:pPr>
         <w:pStyle w:val="FirstParagraph"/>
@@ -2032,7 +2026,7 @@
         <w:t xml:space="preserve">.</w:t>
       </w:r>
     </w:p>
-    <w:bookmarkStart w:id="24" w:name="thm-mse-consistent"/>
+    <w:bookmarkStart w:id="23" w:name="thm-mse-consistent"/>
     <w:p>
       <w:pPr>
         <w:pStyle w:val="BodyText"/>
@@ -2163,7 +2157,7 @@
       <w:pPr>
         <w:pStyle w:val="BodyText"/>
       </w:pPr>
-      <w:bookmarkStart w:id="23" w:name="eq-mse-consistent"/>
+      <w:bookmarkStart w:id="22" w:name="eq-mse-consistent"/>
       <m:oMathPara>
         <m:oMathParaPr>
           <m:jc m:val="center"/>
@@ -2315,9 +2309,9 @@
           </m:r>
         </m:oMath>
       </m:oMathPara>
-      <w:bookmarkEnd w:id="23"/>
+      <w:bookmarkEnd w:id="22"/>
     </w:p>
-    <w:bookmarkEnd w:id="24"/>
+    <w:bookmarkEnd w:id="23"/>
     <w:p>
       <w:pPr>
         <w:pStyle w:val="FirstParagraph"/>
@@ -2700,7 +2694,7 @@
         <w:t xml:space="preserve">.</w:t>
       </w:r>
     </w:p>
-    <w:bookmarkStart w:id="25" w:name="cor-sample-mean-consistent"/>
+    <w:bookmarkStart w:id="24" w:name="cor-sample-mean-consistent"/>
     <w:p>
       <w:pPr>
         <w:pStyle w:val="BodyText"/>
@@ -2885,7 +2879,7 @@
         <w:t xml:space="preserve">.</w:t>
       </w:r>
     </w:p>
-    <w:bookmarkEnd w:id="25"/>
+    <w:bookmarkEnd w:id="24"/>
     <w:p>
       <w:pPr>
         <w:pStyle w:val="BodyText"/>
@@ -2906,7 +2900,7 @@
       <w:r>
         <w:t xml:space="preserve"> </w:t>
       </w:r>
-      <w:hyperlink r:id="rId26">
+      <w:hyperlink r:id="rId25">
         <w:r>
           <w:rPr>
             <w:rStyle w:val="Hyperlink"/>
@@ -3093,7 +3087,7 @@
       <w:r>
         <w:t xml:space="preserve"> </w:t>
       </w:r>
-      <w:hyperlink r:id="rId27">
+      <w:hyperlink r:id="rId26">
         <w:r>
           <w:rPr>
             <w:rStyle w:val="Hyperlink"/>
@@ -3111,7 +3105,7 @@
         <w:t xml:space="preserve">proved in pds directly from Chebyshev’s inequality.</w:t>
       </w:r>
     </w:p>
-    <w:bookmarkStart w:id="34" w:name="exm-consistency-birthwt"/>
+    <w:bookmarkStart w:id="33" w:name="exm-consistency-birthwt"/>
     <w:p>
       <w:pPr>
         <w:pStyle w:val="BodyText"/>
@@ -3162,7 +3156,7 @@
       <w:r>
         <w:t xml:space="preserve"> </w:t>
       </w:r>
-      <w:hyperlink r:id="rId28">
+      <w:hyperlink r:id="rId27">
         <w:r>
           <w:rPr>
             <w:rStyle w:val="VerbatimChar"/>
@@ -3194,7 +3188,7 @@
       <w:r>
         <w:t xml:space="preserve"> </w:t>
       </w:r>
-      <w:hyperlink r:id="rId29">
+      <w:hyperlink r:id="rId28">
         <w:r>
           <w:rPr>
             <w:rStyle w:val="VerbatimChar"/>
@@ -3542,7 +3536,7 @@
       <w:r>
         <w:t xml:space="preserve"> </w:t>
       </w:r>
-      <w:hyperlink r:id="rId26">
+      <w:hyperlink r:id="rId25">
         <w:r>
           <w:rPr>
             <w:rStyle w:val="Hyperlink"/>
@@ -4751,7 +4745,7 @@
       <w:tr>
         <w:tc>
           <w:tcPr/>
-          <w:bookmarkStart w:id="33" w:name="fig-consistency-birthwt"/>
+          <w:bookmarkStart w:id="32" w:name="fig-consistency-birthwt"/>
           <w:p>
             <w:pPr>
               <w:pStyle w:val="SourceCode"/>
@@ -5451,18 +5445,18 @@
                 <wp:inline>
                   <wp:extent cx="4620126" cy="3696101"/>
                   <wp:effectExtent b="0" l="0" r="0" t="0"/>
-                  <wp:docPr descr="" title="" id="31" name="Picture"/>
+                  <wp:docPr descr="" title="" id="30" name="Picture"/>
                   <a:graphic>
                     <a:graphicData uri="http://schemas.openxmlformats.org/drawingml/2006/picture">
                       <pic:pic>
                         <pic:nvPicPr>
-                          <pic:cNvPr descr="estimator-properties_files/figure-docx/consistency-birthwt-plot-1.png" id="32" name="Picture"/>
+                          <pic:cNvPr descr="estimator-properties_files/figure-docx/consistency-birthwt-plot-1.png" id="31" name="Picture"/>
                           <pic:cNvPicPr>
                             <a:picLocks noChangeArrowheads="1" noChangeAspect="1"/>
                           </pic:cNvPicPr>
                         </pic:nvPicPr>
                         <pic:blipFill>
-                          <a:blip r:embed="rId30"/>
+                          <a:blip r:embed="rId29"/>
                           <a:stretch>
                             <a:fillRect/>
                           </a:stretch>
@@ -5544,7 +5538,7 @@
               </w:r>
             </w:hyperlink>
           </w:p>
-          <w:bookmarkEnd w:id="33"/>
+          <w:bookmarkEnd w:id="32"/>
         </w:tc>
       </w:tr>
     </w:tbl>
@@ -5625,9 +5619,9 @@
         <w:t xml:space="preserve">decay.</w:t>
       </w:r>
     </w:p>
+    <w:bookmarkEnd w:id="33"/>
     <w:bookmarkEnd w:id="34"/>
-    <w:bookmarkEnd w:id="35"/>
-    <w:bookmarkStart w:id="42" w:name="sec-efficiency"/>
+    <w:bookmarkStart w:id="41" w:name="sec-efficiency"/>
     <w:p>
       <w:pPr>
         <w:pStyle w:val="Heading2"/>
@@ -5636,7 +5630,7 @@
         <w:t xml:space="preserve">2 Efficiency</w:t>
       </w:r>
     </w:p>
-    <w:bookmarkStart w:id="36" w:name="def-relative-efficiency"/>
+    <w:bookmarkStart w:id="35" w:name="def-relative-efficiency"/>
     <w:p>
       <w:pPr>
         <w:pStyle w:val="FirstParagraph"/>
@@ -5810,7 +5804,7 @@
       <w:r>
         <w:t xml:space="preserve"> </w:t>
       </w:r>
-      <w:hyperlink r:id="rId16">
+      <w:hyperlink r:id="rId15">
         <w:r>
           <w:rPr>
             <w:rStyle w:val="Hyperlink"/>
@@ -5958,8 +5952,8 @@
         </m:oMath>
       </m:oMathPara>
     </w:p>
-    <w:bookmarkEnd w:id="36"/>
-    <w:bookmarkStart w:id="37" w:name="rem-source-relative-efficiency"/>
+    <w:bookmarkEnd w:id="35"/>
+    <w:bookmarkStart w:id="36" w:name="rem-source-relative-efficiency"/>
     <w:p>
       <w:pPr>
         <w:pStyle w:val="FirstParagraph"/>
@@ -5969,7 +5963,7 @@
           <w:i/>
           <w:iCs/>
         </w:rPr>
-        <w:t xml:space="preserve">Remark 3</w:t>
+        <w:t xml:space="preserve">Remark 2</w:t>
       </w:r>
       <w:r>
         <w:t xml:space="preserve"> (Source: Relative efficiency). </w:t>
@@ -5990,8 +5984,8 @@
         <w:t xml:space="preserve">this finite-sample form uses the mean squared error of their Def. 7.3.1 (p. 330).</w:t>
       </w:r>
     </w:p>
-    <w:bookmarkEnd w:id="37"/>
-    <w:bookmarkStart w:id="39" w:name="rem-relative-efficiency"/>
+    <w:bookmarkEnd w:id="36"/>
+    <w:bookmarkStart w:id="38" w:name="rem-relative-efficiency"/>
     <w:p>
       <w:pPr>
         <w:pStyle w:val="BodyText"/>
@@ -6001,7 +5995,7 @@
           <w:i/>
           <w:iCs/>
         </w:rPr>
-        <w:t xml:space="preserve">Remark 4</w:t>
+        <w:t xml:space="preserve">Remark 3</w:t>
       </w:r>
       <w:r>
         <w:t xml:space="preserve"> (Reading the relative efficiency). </w:t>
@@ -6081,7 +6075,7 @@
       <w:r>
         <w:t xml:space="preserve"> </w:t>
       </w:r>
-      <w:hyperlink r:id="rId15">
+      <w:hyperlink r:id="rId14">
         <w:r>
           <w:rPr>
             <w:rStyle w:val="Hyperlink"/>
@@ -6101,7 +6095,7 @@
       <w:r>
         <w:t xml:space="preserve">(</w:t>
       </w:r>
-      <w:hyperlink r:id="rId38">
+      <w:hyperlink r:id="rId37">
         <w:r>
           <w:rPr>
             <w:rStyle w:val="Hyperlink"/>
@@ -6119,8 +6113,8 @@
         <w:t xml:space="preserve">so the relative efficiency is the ratio of the variances.</w:t>
       </w:r>
     </w:p>
-    <w:bookmarkEnd w:id="39"/>
-    <w:bookmarkStart w:id="41" w:name="exm-relative-efficiency-mean"/>
+    <w:bookmarkEnd w:id="38"/>
+    <w:bookmarkStart w:id="40" w:name="exm-relative-efficiency-mean"/>
     <w:p>
       <w:pPr>
         <w:pStyle w:val="BodyText"/>
@@ -6141,7 +6135,7 @@
       <w:r>
         <w:t xml:space="preserve"> </w:t>
       </w:r>
-      <w:hyperlink r:id="rId26">
+      <w:hyperlink r:id="rId25">
         <w:r>
           <w:rPr>
             <w:rStyle w:val="Hyperlink"/>
@@ -6754,7 +6748,7 @@
       <w:r>
         <w:t xml:space="preserve"> </w:t>
       </w:r>
-      <w:hyperlink r:id="rId40">
+      <w:hyperlink r:id="rId39">
         <w:r>
           <w:rPr>
             <w:rStyle w:val="Hyperlink"/>
@@ -6792,7 +6786,7 @@
         <w:t xml:space="preserve">.</w:t>
       </w:r>
     </w:p>
-    <w:bookmarkEnd w:id="41"/>
+    <w:bookmarkEnd w:id="40"/>
     <w:p>
       <w:pPr>
         <w:pStyle w:val="BodyText"/>
@@ -6807,8 +6801,8 @@
         <w:t xml:space="preserve">covers point estimation, including consistency, efficiency and bootstrap standard errors.</w:t>
       </w:r>
     </w:p>
-    <w:bookmarkEnd w:id="42"/>
-    <w:bookmarkStart w:id="67" w:name="sec-cramer-rao"/>
+    <w:bookmarkEnd w:id="41"/>
+    <w:bookmarkStart w:id="64" w:name="sec-cramer-rao"/>
     <w:p>
       <w:pPr>
         <w:pStyle w:val="Heading2"/>
@@ -6817,7 +6811,7 @@
         <w:t xml:space="preserve">3 The Cramér–Rao lower bound</w:t>
       </w:r>
     </w:p>
-    <w:bookmarkStart w:id="45" w:name="exr-cov-estimator-score"/>
+    <w:bookmarkStart w:id="44" w:name="exr-cov-estimator-score"/>
     <w:p>
       <w:pPr>
         <w:pStyle w:val="FirstParagraph"/>
@@ -6839,16 +6833,21 @@
         <w:t xml:space="preserve"> </w:t>
       </w:r>
       <m:oMath>
-        <m:acc>
-          <m:accPr>
-            <m:chr m:val="̃"/>
-          </m:accPr>
+        <m:limLow>
           <m:e>
             <m:r>
               <m:t>X</m:t>
             </m:r>
           </m:e>
-        </m:acc>
+          <m:lim>
+            <m:r>
+              <m:rPr>
+                <m:sty m:val="p"/>
+              </m:rPr>
+              <m:t>∼</m:t>
+            </m:r>
+          </m:lim>
+        </m:limLow>
       </m:oMath>
       <w:r>
         <w:t xml:space="preserve"> </w:t>
@@ -6872,16 +6871,21 @@
           </m:rPr>
           <m:t>(</m:t>
         </m:r>
-        <m:acc>
-          <m:accPr>
-            <m:chr m:val="̃"/>
-          </m:accPr>
+        <m:limLow>
           <m:e>
             <m:r>
               <m:t>x</m:t>
             </m:r>
           </m:e>
-        </m:acc>
+          <m:lim>
+            <m:r>
+              <m:rPr>
+                <m:sty m:val="p"/>
+              </m:rPr>
+              <m:t>∼</m:t>
+            </m:r>
+          </m:lim>
+        </m:limLow>
         <m:r>
           <m:rPr>
             <m:sty m:val="p"/>
@@ -6924,7 +6928,7 @@
       <w:r>
         <w:t xml:space="preserve"> </w:t>
       </w:r>
-      <w:hyperlink r:id="rId43">
+      <w:hyperlink r:id="rId42">
         <w:r>
           <w:rPr>
             <w:rStyle w:val="Hyperlink"/>
@@ -6977,16 +6981,21 @@
           </m:rPr>
           <m:t>(</m:t>
         </m:r>
-        <m:acc>
-          <m:accPr>
-            <m:chr m:val="̃"/>
-          </m:accPr>
+        <m:limLow>
           <m:e>
             <m:r>
               <m:t>X</m:t>
             </m:r>
           </m:e>
-        </m:acc>
+          <m:lim>
+            <m:r>
+              <m:rPr>
+                <m:sty m:val="p"/>
+              </m:rPr>
+              <m:t>∼</m:t>
+            </m:r>
+          </m:lim>
+        </m:limLow>
         <m:r>
           <m:rPr>
             <m:sty m:val="p"/>
@@ -7003,7 +7012,7 @@
       <w:r>
         <w:t xml:space="preserve"> </w:t>
       </w:r>
-      <w:hyperlink r:id="rId15">
+      <w:hyperlink r:id="rId14">
         <w:r>
           <w:rPr>
             <w:rStyle w:val="Hyperlink"/>
@@ -7061,7 +7070,7 @@
       <w:r>
         <w:t xml:space="preserve"> </w:t>
       </w:r>
-      <w:hyperlink r:id="rId44">
+      <w:hyperlink r:id="rId43">
         <w:r>
           <w:rPr>
             <w:rStyle w:val="Hyperlink"/>
@@ -7094,16 +7103,21 @@
           </m:rPr>
           <m:t>(</m:t>
         </m:r>
-        <m:acc>
-          <m:accPr>
-            <m:chr m:val="̃"/>
-          </m:accPr>
+        <m:limLow>
           <m:e>
             <m:r>
               <m:t>X</m:t>
             </m:r>
           </m:e>
-        </m:acc>
+          <m:lim>
+            <m:r>
+              <m:rPr>
+                <m:sty m:val="p"/>
+              </m:rPr>
+              <m:t>∼</m:t>
+            </m:r>
+          </m:lim>
+        </m:limLow>
         <m:r>
           <m:rPr>
             <m:sty m:val="p"/>
@@ -7190,8 +7204,8 @@
         <w:t xml:space="preserve">can be taken inside the integral.</w:t>
       </w:r>
     </w:p>
-    <w:bookmarkEnd w:id="45"/>
-    <w:bookmarkStart w:id="47" w:name="sol-cov-estimator-score"/>
+    <w:bookmarkEnd w:id="44"/>
+    <w:bookmarkStart w:id="46" w:name="sol-cov-estimator-score"/>
     <w:p>
       <w:pPr>
         <w:pStyle w:val="BodyText"/>
@@ -7212,7 +7226,7 @@
       <w:r>
         <w:t xml:space="preserve"> </w:t>
       </w:r>
-      <w:hyperlink r:id="rId43">
+      <w:hyperlink r:id="rId42">
         <w:r>
           <w:rPr>
             <w:rStyle w:val="Hyperlink"/>
@@ -7232,7 +7246,7 @@
       <w:r>
         <w:t xml:space="preserve"> </w:t>
       </w:r>
-      <w:hyperlink r:id="rId46">
+      <w:hyperlink r:id="rId45">
         <w:r>
           <w:rPr>
             <w:rStyle w:val="Hyperlink"/>
@@ -7813,16 +7827,21 @@
                 </m:rPr>
                 <m:t>(</m:t>
               </m:r>
-              <m:acc>
-                <m:accPr>
-                  <m:chr m:val="̃"/>
-                </m:accPr>
+              <m:limLow>
                 <m:e>
                   <m:r>
                     <m:t>x</m:t>
                   </m:r>
                 </m:e>
-              </m:acc>
+                <m:lim>
+                  <m:r>
+                    <m:rPr>
+                      <m:sty m:val="p"/>
+                    </m:rPr>
+                    <m:t>∼</m:t>
+                  </m:r>
+                </m:lim>
+              </m:limLow>
               <m:r>
                 <m:rPr>
                   <m:sty m:val="p"/>
@@ -7853,16 +7872,21 @@
                 </m:rPr>
                 <m:t>(</m:t>
               </m:r>
-              <m:acc>
-                <m:accPr>
-                  <m:chr m:val="̃"/>
-                </m:accPr>
+              <m:limLow>
                 <m:e>
                   <m:r>
                     <m:t>x</m:t>
                   </m:r>
                 </m:e>
-              </m:acc>
+                <m:lim>
+                  <m:r>
+                    <m:rPr>
+                      <m:sty m:val="p"/>
+                    </m:rPr>
+                    <m:t>∼</m:t>
+                  </m:r>
+                </m:lim>
+              </m:limLow>
               <m:r>
                 <m:rPr>
                   <m:sty m:val="p"/>
@@ -7893,16 +7917,21 @@
                 </m:rPr>
                 <m:t>(</m:t>
               </m:r>
-              <m:acc>
-                <m:accPr>
-                  <m:chr m:val="̃"/>
-                </m:accPr>
+              <m:limLow>
                 <m:e>
                   <m:r>
                     <m:t>x</m:t>
                   </m:r>
                 </m:e>
-              </m:acc>
+                <m:lim>
+                  <m:r>
+                    <m:rPr>
+                      <m:sty m:val="p"/>
+                    </m:rPr>
+                    <m:t>∼</m:t>
+                  </m:r>
+                </m:lim>
+              </m:limLow>
               <m:r>
                 <m:rPr>
                   <m:sty m:val="p"/>
@@ -7924,16 +7953,21 @@
               <m:r>
                 <m:t>d</m:t>
               </m:r>
-              <m:acc>
-                <m:accPr>
-                  <m:chr m:val="̃"/>
-                </m:accPr>
+              <m:limLow>
                 <m:e>
                   <m:r>
                     <m:t>x</m:t>
                   </m:r>
                 </m:e>
-              </m:acc>
+                <m:lim>
+                  <m:r>
+                    <m:rPr>
+                      <m:sty m:val="p"/>
+                    </m:rPr>
+                    <m:t>∼</m:t>
+                  </m:r>
+                </m:lim>
+              </m:limLow>
               <m:r>
                 <m:t>&amp;</m:t>
               </m:r>
@@ -7980,16 +8014,21 @@
                 </m:rPr>
                 <m:t>(</m:t>
               </m:r>
-              <m:acc>
-                <m:accPr>
-                  <m:chr m:val="̃"/>
-                </m:accPr>
+              <m:limLow>
                 <m:e>
                   <m:r>
                     <m:t>x</m:t>
                   </m:r>
                 </m:e>
-              </m:acc>
+                <m:lim>
+                  <m:r>
+                    <m:rPr>
+                      <m:sty m:val="p"/>
+                    </m:rPr>
+                    <m:t>∼</m:t>
+                  </m:r>
+                </m:lim>
+              </m:limLow>
               <m:r>
                 <m:rPr>
                   <m:sty m:val="p"/>
@@ -8049,16 +8088,21 @@
                     </m:rPr>
                     <m:t>(</m:t>
                   </m:r>
-                  <m:acc>
-                    <m:accPr>
-                      <m:chr m:val="̃"/>
-                    </m:accPr>
+                  <m:limLow>
                     <m:e>
                       <m:r>
                         <m:t>x</m:t>
                       </m:r>
                     </m:e>
-                  </m:acc>
+                    <m:lim>
+                      <m:r>
+                        <m:rPr>
+                          <m:sty m:val="p"/>
+                        </m:rPr>
+                        <m:t>∼</m:t>
+                      </m:r>
+                    </m:lim>
+                  </m:limLow>
                   <m:r>
                     <m:rPr>
                       <m:sty m:val="p"/>
@@ -8091,16 +8135,21 @@
                 </m:rPr>
                 <m:t>(</m:t>
               </m:r>
-              <m:acc>
-                <m:accPr>
-                  <m:chr m:val="̃"/>
-                </m:accPr>
+              <m:limLow>
                 <m:e>
                   <m:r>
                     <m:t>x</m:t>
                   </m:r>
                 </m:e>
-              </m:acc>
+                <m:lim>
+                  <m:r>
+                    <m:rPr>
+                      <m:sty m:val="p"/>
+                    </m:rPr>
+                    <m:t>∼</m:t>
+                  </m:r>
+                </m:lim>
+              </m:limLow>
               <m:r>
                 <m:rPr>
                   <m:sty m:val="p"/>
@@ -8122,16 +8171,21 @@
               <m:r>
                 <m:t>d</m:t>
               </m:r>
-              <m:acc>
-                <m:accPr>
-                  <m:chr m:val="̃"/>
-                </m:accPr>
+              <m:limLow>
                 <m:e>
                   <m:r>
                     <m:t>x</m:t>
                   </m:r>
                 </m:e>
-              </m:acc>
+                <m:lim>
+                  <m:r>
+                    <m:rPr>
+                      <m:sty m:val="p"/>
+                    </m:rPr>
+                    <m:t>∼</m:t>
+                  </m:r>
+                </m:lim>
+              </m:limLow>
               <m:r>
                 <m:t>&amp;</m:t>
               </m:r>
@@ -8178,16 +8232,21 @@
                 </m:rPr>
                 <m:t>(</m:t>
               </m:r>
-              <m:acc>
-                <m:accPr>
-                  <m:chr m:val="̃"/>
-                </m:accPr>
+              <m:limLow>
                 <m:e>
                   <m:r>
                     <m:t>x</m:t>
                   </m:r>
                 </m:e>
-              </m:acc>
+                <m:lim>
+                  <m:r>
+                    <m:rPr>
+                      <m:sty m:val="p"/>
+                    </m:rPr>
+                    <m:t>∼</m:t>
+                  </m:r>
+                </m:lim>
+              </m:limLow>
               <m:r>
                 <m:rPr>
                   <m:sty m:val="p"/>
@@ -8233,16 +8292,21 @@
                 </m:rPr>
                 <m:t>(</m:t>
               </m:r>
-              <m:acc>
-                <m:accPr>
-                  <m:chr m:val="̃"/>
-                </m:accPr>
+              <m:limLow>
                 <m:e>
                   <m:r>
                     <m:t>x</m:t>
                   </m:r>
                 </m:e>
-              </m:acc>
+                <m:lim>
+                  <m:r>
+                    <m:rPr>
+                      <m:sty m:val="p"/>
+                    </m:rPr>
+                    <m:t>∼</m:t>
+                  </m:r>
+                </m:lim>
+              </m:limLow>
               <m:r>
                 <m:rPr>
                   <m:sty m:val="p"/>
@@ -8264,16 +8328,21 @@
               <m:r>
                 <m:t>d</m:t>
               </m:r>
-              <m:acc>
-                <m:accPr>
-                  <m:chr m:val="̃"/>
-                </m:accPr>
+              <m:limLow>
                 <m:e>
                   <m:r>
                     <m:t>x</m:t>
                   </m:r>
                 </m:e>
-              </m:acc>
+                <m:lim>
+                  <m:r>
+                    <m:rPr>
+                      <m:sty m:val="p"/>
+                    </m:rPr>
+                    <m:t>∼</m:t>
+                  </m:r>
+                </m:lim>
+              </m:limLow>
               <m:r>
                 <m:t>&amp;</m:t>
               </m:r>
@@ -8344,16 +8413,21 @@
                 </m:rPr>
                 <m:t>(</m:t>
               </m:r>
-              <m:acc>
-                <m:accPr>
-                  <m:chr m:val="̃"/>
-                </m:accPr>
+              <m:limLow>
                 <m:e>
                   <m:r>
                     <m:t>x</m:t>
                   </m:r>
                 </m:e>
-              </m:acc>
+                <m:lim>
+                  <m:r>
+                    <m:rPr>
+                      <m:sty m:val="p"/>
+                    </m:rPr>
+                    <m:t>∼</m:t>
+                  </m:r>
+                </m:lim>
+              </m:limLow>
               <m:r>
                 <m:rPr>
                   <m:sty m:val="p"/>
@@ -8375,16 +8449,21 @@
                 </m:rPr>
                 <m:t>(</m:t>
               </m:r>
-              <m:acc>
-                <m:accPr>
-                  <m:chr m:val="̃"/>
-                </m:accPr>
+              <m:limLow>
                 <m:e>
                   <m:r>
                     <m:t>x</m:t>
                   </m:r>
                 </m:e>
-              </m:acc>
+                <m:lim>
+                  <m:r>
+                    <m:rPr>
+                      <m:sty m:val="p"/>
+                    </m:rPr>
+                    <m:t>∼</m:t>
+                  </m:r>
+                </m:lim>
+              </m:limLow>
               <m:r>
                 <m:rPr>
                   <m:sty m:val="p"/>
@@ -8406,16 +8485,21 @@
               <m:r>
                 <m:t>d</m:t>
               </m:r>
-              <m:acc>
-                <m:accPr>
-                  <m:chr m:val="̃"/>
-                </m:accPr>
+              <m:limLow>
                 <m:e>
                   <m:r>
                     <m:t>x</m:t>
                   </m:r>
                 </m:e>
-              </m:acc>
+                <m:lim>
+                  <m:r>
+                    <m:rPr>
+                      <m:sty m:val="p"/>
+                    </m:rPr>
+                    <m:t>∼</m:t>
+                  </m:r>
+                </m:lim>
+              </m:limLow>
               <m:r>
                 <m:t>&amp;</m:t>
               </m:r>
@@ -8629,8 +8713,8 @@
         </m:oMath>
       </m:oMathPara>
     </w:p>
-    <w:bookmarkEnd w:id="47"/>
-    <w:bookmarkStart w:id="49" w:name="lem-cov-estimator-score"/>
+    <w:bookmarkEnd w:id="46"/>
+    <w:bookmarkStart w:id="48" w:name="lem-cov-estimator-score"/>
     <w:p>
       <w:pPr>
         <w:pStyle w:val="FirstParagraph"/>
@@ -8708,7 +8792,7 @@
       <w:pPr>
         <w:pStyle w:val="BodyText"/>
       </w:pPr>
-      <w:bookmarkStart w:id="48" w:name="eq-cov-estimator-score"/>
+      <w:bookmarkStart w:id="47" w:name="eq-cov-estimator-score"/>
       <m:oMathPara>
         <m:oMathParaPr>
           <m:jc m:val="center"/>
@@ -8768,16 +8852,21 @@
                 </m:rPr>
                 <m:t>(</m:t>
               </m:r>
-              <m:acc>
-                <m:accPr>
-                  <m:chr m:val="̃"/>
-                </m:accPr>
+              <m:limLow>
                 <m:e>
                   <m:r>
                     <m:t>X</m:t>
                   </m:r>
                 </m:e>
-              </m:acc>
+                <m:lim>
+                  <m:r>
+                    <m:rPr>
+                      <m:sty m:val="p"/>
+                    </m:rPr>
+                    <m:t>∼</m:t>
+                  </m:r>
+                </m:lim>
+              </m:limLow>
               <m:r>
                 <m:rPr>
                   <m:sty m:val="p"/>
@@ -8827,9 +8916,9 @@
           </m:r>
         </m:oMath>
       </m:oMathPara>
-      <w:bookmarkEnd w:id="48"/>
+      <w:bookmarkEnd w:id="47"/>
     </w:p>
-    <w:bookmarkEnd w:id="49"/>
+    <w:bookmarkEnd w:id="48"/>
     <w:p>
       <w:pPr>
         <w:pStyle w:val="FirstParagraph"/>
@@ -8862,7 +8951,7 @@
         <w:t xml:space="preserve">.</w:t>
       </w:r>
     </w:p>
-    <w:bookmarkStart w:id="52" w:name="thm-cramer-rao"/>
+    <w:bookmarkStart w:id="51" w:name="thm-cramer-rao"/>
     <w:p>
       <w:pPr>
         <w:pStyle w:val="BodyText"/>
@@ -8903,7 +8992,7 @@
       <w:r>
         <w:t xml:space="preserve"> </w:t>
       </w:r>
-      <w:hyperlink r:id="rId50">
+      <w:hyperlink r:id="rId49">
         <w:r>
           <w:rPr>
             <w:rStyle w:val="Hyperlink"/>
@@ -9020,7 +9109,7 @@
       <w:pPr>
         <w:pStyle w:val="BodyText"/>
       </w:pPr>
-      <w:bookmarkStart w:id="51" w:name="eq-cramer-rao"/>
+      <w:bookmarkStart w:id="50" w:name="eq-cramer-rao"/>
       <m:oMathPara>
         <m:oMathParaPr>
           <m:jc m:val="center"/>
@@ -9118,12 +9207,29 @@
           </m:r>
         </m:oMath>
       </m:oMathPara>
-      <w:bookmarkEnd w:id="51"/>
+      <w:bookmarkEnd w:id="50"/>
     </w:p>
-    <w:bookmarkEnd w:id="52"/>
     <w:p>
       <w:pPr>
         <w:pStyle w:val="FirstParagraph"/>
+      </w:pPr>
+      <w:r>
+        <w:t xml:space="preserve">Source:</w:t>
+      </w:r>
+      <w:r>
+        <w:t xml:space="preserve"> </w:t>
+      </w:r>
+      <w:r>
+        <w:t xml:space="preserve">(Rao 1945; Cramér 1946; Casella and Berger 2002, Thm. 7.3.9, p. 335)</w:t>
+      </w:r>
+      <w:r>
+        <w:t xml:space="preserve">.</w:t>
+      </w:r>
+    </w:p>
+    <w:bookmarkEnd w:id="51"/>
+    <w:p>
+      <w:pPr>
+        <w:pStyle w:val="BodyText"/>
       </w:pPr>
       <w:r>
         <w:rPr>
@@ -9183,7 +9289,7 @@
       <w:r>
         <w:t xml:space="preserve"> </w:t>
       </w:r>
-      <w:hyperlink r:id="rId53">
+      <w:hyperlink r:id="rId52">
         <w:r>
           <w:rPr>
             <w:rStyle w:val="Hyperlink"/>
@@ -9357,7 +9463,7 @@
       <w:r>
         <w:t xml:space="preserve"> </w:t>
       </w:r>
-      <w:hyperlink r:id="rId54">
+      <w:hyperlink r:id="rId53">
         <w:r>
           <w:rPr>
             <w:rStyle w:val="Hyperlink"/>
@@ -9401,7 +9507,7 @@
       <w:r>
         <w:t xml:space="preserve"> </w:t>
       </w:r>
-      <w:hyperlink r:id="rId55">
+      <w:hyperlink r:id="rId54">
         <w:r>
           <w:rPr>
             <w:rStyle w:val="Hyperlink"/>
@@ -10108,54 +10214,13 @@
         <w:t xml:space="preserve">.</w:t>
       </w:r>
     </w:p>
-    <w:bookmarkStart w:id="56" w:name="rem-source-cramer-rao"/>
+    <w:bookmarkStart w:id="55" w:name="def-efficient"/>
     <w:p>
       <w:pPr>
         <w:pStyle w:val="BodyText"/>
       </w:pPr>
       <w:r>
         <w:rPr>
-          <w:i/>
-          <w:iCs/>
-        </w:rPr>
-        <w:t xml:space="preserve">Remark 5</w:t>
-      </w:r>
-      <w:r>
-        <w:t xml:space="preserve"> (Source: Cramér–Rao lower bound). </w:t>
-      </w:r>
-      <w:r>
-        <w:t xml:space="preserve">Rao (1945)</w:t>
-      </w:r>
-      <w:r>
-        <w:t xml:space="preserve">;</w:t>
-      </w:r>
-      <w:r>
-        <w:t xml:space="preserve"> </w:t>
-      </w:r>
-      <w:r>
-        <w:t xml:space="preserve">Cramér (1946)</w:t>
-      </w:r>
-      <w:r>
-        <w:t xml:space="preserve">;</w:t>
-      </w:r>
-      <w:r>
-        <w:t xml:space="preserve"> </w:t>
-      </w:r>
-      <w:r>
-        <w:t xml:space="preserve">Casella and Berger (2002, Thm. 7.3.9, p. 335)</w:t>
-      </w:r>
-      <w:r>
-        <w:t xml:space="preserve">.</w:t>
-      </w:r>
-    </w:p>
-    <w:bookmarkEnd w:id="56"/>
-    <w:bookmarkStart w:id="57" w:name="def-efficient"/>
-    <w:p>
-      <w:pPr>
-        <w:pStyle w:val="BodyText"/>
-      </w:pPr>
-      <w:r>
-        <w:rPr>
           <w:b/>
           <w:bCs/>
         </w:rPr>
@@ -10170,7 +10235,7 @@
       <w:r>
         <w:t xml:space="preserve"> </w:t>
       </w:r>
-      <w:hyperlink r:id="rId15">
+      <w:hyperlink r:id="rId14">
         <w:r>
           <w:rPr>
             <w:rStyle w:val="Hyperlink"/>
@@ -10334,21 +10399,15 @@
         </m:oMath>
       </m:oMathPara>
     </w:p>
-    <w:bookmarkEnd w:id="57"/>
-    <w:bookmarkStart w:id="58" w:name="rem-source-efficient"/>
     <w:p>
       <w:pPr>
         <w:pStyle w:val="FirstParagraph"/>
       </w:pPr>
       <w:r>
-        <w:rPr>
-          <w:i/>
-          <w:iCs/>
-        </w:rPr>
-        <w:t xml:space="preserve">Remark 6</w:t>
-      </w:r>
-      <w:r>
-        <w:t xml:space="preserve"> (Source: Efficient estimator). </w:t>
+        <w:t xml:space="preserve">Source:</w:t>
+      </w:r>
+      <w:r>
+        <w:t xml:space="preserve"> </w:t>
       </w:r>
       <w:r>
         <w:t xml:space="preserve">Casella and Berger (2002, sec. 7.3.2)</w:t>
@@ -10357,8 +10416,8 @@
         <w:t xml:space="preserve">.</w:t>
       </w:r>
     </w:p>
-    <w:bookmarkEnd w:id="58"/>
-    <w:bookmarkStart w:id="59" w:name="rem-efficient-minimum-variance"/>
+    <w:bookmarkEnd w:id="55"/>
+    <w:bookmarkStart w:id="56" w:name="rem-efficient-minimum-variance"/>
     <w:p>
       <w:pPr>
         <w:pStyle w:val="BodyText"/>
@@ -10368,7 +10427,7 @@
           <w:i/>
           <w:iCs/>
         </w:rPr>
-        <w:t xml:space="preserve">Remark 7</w:t>
+        <w:t xml:space="preserve">Remark 4</w:t>
       </w:r>
       <w:r>
         <w:t xml:space="preserve"> (An efficient estimator has the smallest variance). </w:t>
@@ -10394,7 +10453,7 @@
       <w:r>
         <w:t xml:space="preserve">(</w:t>
       </w:r>
-      <w:hyperlink r:id="rId38">
+      <w:hyperlink r:id="rId37">
         <w:r>
           <w:rPr>
             <w:rStyle w:val="Hyperlink"/>
@@ -10406,8 +10465,8 @@
         <w:t xml:space="preserve">, with zero bias).</w:t>
       </w:r>
     </w:p>
-    <w:bookmarkEnd w:id="59"/>
-    <w:bookmarkStart w:id="63" w:name="exm-poisson-efficient"/>
+    <w:bookmarkEnd w:id="56"/>
+    <w:bookmarkStart w:id="60" w:name="exm-poisson-efficient"/>
     <w:p>
       <w:pPr>
         <w:pStyle w:val="BodyText"/>
@@ -10561,7 +10620,7 @@
       <w:r>
         <w:t xml:space="preserve">(</w:t>
       </w:r>
-      <w:hyperlink r:id="rId60">
+      <w:hyperlink r:id="rId57">
         <w:r>
           <w:rPr>
             <w:rStyle w:val="Hyperlink"/>
@@ -10693,7 +10752,7 @@
       <w:r>
         <w:t xml:space="preserve">(</w:t>
       </w:r>
-      <w:hyperlink r:id="rId26">
+      <w:hyperlink r:id="rId25">
         <w:r>
           <w:rPr>
             <w:rStyle w:val="Hyperlink"/>
@@ -10761,7 +10820,7 @@
       <w:r>
         <w:t xml:space="preserve">(</w:t>
       </w:r>
-      <w:hyperlink r:id="rId61">
+      <w:hyperlink r:id="rId58">
         <w:r>
           <w:rPr>
             <w:rStyle w:val="Hyperlink"/>
@@ -11011,7 +11070,7 @@
       <w:r>
         <w:t xml:space="preserve">It is also the maximum likelihood estimator (</w:t>
       </w:r>
-      <w:hyperlink r:id="rId62">
+      <w:hyperlink r:id="rId59">
         <w:r>
           <w:rPr>
             <w:rStyle w:val="Hyperlink"/>
@@ -11023,8 +11082,8 @@
         <w:t xml:space="preserve">).</w:t>
       </w:r>
     </w:p>
-    <w:bookmarkEnd w:id="63"/>
-    <w:bookmarkStart w:id="66" w:name="rem-cramer-rao-scope"/>
+    <w:bookmarkEnd w:id="60"/>
+    <w:bookmarkStart w:id="63" w:name="rem-cramer-rao-scope"/>
     <w:p>
       <w:pPr>
         <w:pStyle w:val="BodyText"/>
@@ -11034,7 +11093,7 @@
           <w:i/>
           <w:iCs/>
         </w:rPr>
-        <w:t xml:space="preserve">Remark 8</w:t>
+        <w:t xml:space="preserve">Remark 5</w:t>
       </w:r>
       <w:r>
         <w:t xml:space="preserve"> (What the bound does and does not say). </w:t>
@@ -11051,7 +11110,7 @@
       <w:r>
         <w:t xml:space="preserve"> </w:t>
       </w:r>
-      <w:hyperlink r:id="rId43">
+      <w:hyperlink r:id="rId42">
         <w:r>
           <w:rPr>
             <w:rStyle w:val="Hyperlink"/>
@@ -11124,7 +11183,7 @@
       <w:r>
         <w:t xml:space="preserve"> </w:t>
       </w:r>
-      <w:hyperlink r:id="rId64">
+      <w:hyperlink r:id="rId61">
         <w:r>
           <w:rPr>
             <w:rStyle w:val="Hyperlink"/>
@@ -11178,7 +11237,7 @@
       <w:r>
         <w:t xml:space="preserve"> </w:t>
       </w:r>
-      <w:hyperlink r:id="rId38">
+      <w:hyperlink r:id="rId37">
         <w:r>
           <w:rPr>
             <w:rStyle w:val="Hyperlink"/>
@@ -11301,7 +11360,7 @@
       <w:r>
         <w:t xml:space="preserve"> </w:t>
       </w:r>
-      <w:hyperlink r:id="rId65">
+      <w:hyperlink r:id="rId62">
         <w:r>
           <w:rPr>
             <w:rStyle w:val="Hyperlink"/>
@@ -11316,7 +11375,7 @@
         <w:t xml:space="preserve">attains it asymptotically.</w:t>
       </w:r>
     </w:p>
-    <w:bookmarkEnd w:id="66"/>
+    <w:bookmarkEnd w:id="63"/>
     <w:p>
       <w:pPr>
         <w:pStyle w:val="Compact"/>
@@ -11389,8 +11448,8 @@
         <w:t xml:space="preserve">covers efficiency and the Cramér–Rao lower bound.</w:t>
       </w:r>
     </w:p>
-    <w:bookmarkEnd w:id="67"/>
-    <w:bookmarkStart w:id="77" w:name="references"/>
+    <w:bookmarkEnd w:id="64"/>
+    <w:bookmarkStart w:id="74" w:name="references"/>
     <w:p>
       <w:pPr>
         <w:pStyle w:val="Heading2"/>
@@ -11399,8 +11458,8 @@
         <w:t xml:space="preserve">References</w:t>
       </w:r>
     </w:p>
-    <w:bookmarkStart w:id="76" w:name="refs"/>
-    <w:bookmarkStart w:id="69" w:name="ref-CaseBerg01"/>
+    <w:bookmarkStart w:id="73" w:name="refs"/>
+    <w:bookmarkStart w:id="66" w:name="ref-CaseBerg01"/>
     <w:p>
       <w:pPr>
         <w:pStyle w:val="Bibliography"/>
@@ -11424,7 +11483,7 @@
       <w:r>
         <w:t xml:space="preserve"> </w:t>
       </w:r>
-      <w:hyperlink r:id="rId68">
+      <w:hyperlink r:id="rId65">
         <w:r>
           <w:rPr>
             <w:rStyle w:val="Hyperlink"/>
@@ -11436,8 +11495,8 @@
         <w:t xml:space="preserve">.</w:t>
       </w:r>
     </w:p>
-    <w:bookmarkEnd w:id="69"/>
-    <w:bookmarkStart w:id="71" w:name="ref-cramer1946mathematical"/>
+    <w:bookmarkEnd w:id="66"/>
+    <w:bookmarkStart w:id="68" w:name="ref-cramer1946mathematical"/>
     <w:p>
       <w:pPr>
         <w:pStyle w:val="Bibliography"/>
@@ -11461,7 +11520,7 @@
       <w:r>
         <w:t xml:space="preserve"> </w:t>
       </w:r>
-      <w:hyperlink r:id="rId70">
+      <w:hyperlink r:id="rId67">
         <w:r>
           <w:rPr>
             <w:rStyle w:val="Hyperlink"/>
@@ -11473,8 +11532,8 @@
         <w:t xml:space="preserve">.</w:t>
       </w:r>
     </w:p>
-    <w:bookmarkEnd w:id="71"/>
-    <w:bookmarkStart w:id="72" w:name="ref-hoggtanis2015"/>
+    <w:bookmarkEnd w:id="68"/>
+    <w:bookmarkStart w:id="69" w:name="ref-hoggtanis2015"/>
     <w:p>
       <w:pPr>
         <w:pStyle w:val="Bibliography"/>
@@ -11496,8 +11555,8 @@
         <w:t xml:space="preserve">. Tenth edition. Pearson.</w:t>
       </w:r>
     </w:p>
-    <w:bookmarkEnd w:id="72"/>
-    <w:bookmarkStart w:id="73" w:name="ref-hosmer1989applied"/>
+    <w:bookmarkEnd w:id="69"/>
+    <w:bookmarkStart w:id="70" w:name="ref-hosmer1989applied"/>
     <w:p>
       <w:pPr>
         <w:pStyle w:val="Bibliography"/>
@@ -11519,8 +11578,8 @@
         <w:t xml:space="preserve">. Wiley.</w:t>
       </w:r>
     </w:p>
-    <w:bookmarkEnd w:id="73"/>
-    <w:bookmarkStart w:id="74" w:name="ref-rao1945information"/>
+    <w:bookmarkEnd w:id="70"/>
+    <w:bookmarkStart w:id="71" w:name="ref-rao1945information"/>
     <w:p>
       <w:pPr>
         <w:pStyle w:val="Bibliography"/>
@@ -11551,8 +11610,8 @@
         <w:t xml:space="preserve">37: 81–91.</w:t>
       </w:r>
     </w:p>
-    <w:bookmarkEnd w:id="74"/>
-    <w:bookmarkStart w:id="75" w:name="ref-rice2007mathematical"/>
+    <w:bookmarkEnd w:id="71"/>
+    <w:bookmarkStart w:id="72" w:name="ref-rice2007mathematical"/>
     <w:p>
       <w:pPr>
         <w:pStyle w:val="Bibliography"/>
@@ -11574,9 +11633,9 @@
         <w:t xml:space="preserve">. 3rd ed. Cengage Learning.</w:t>
       </w:r>
     </w:p>
-    <w:bookmarkEnd w:id="75"/>
-    <w:bookmarkEnd w:id="76"/>
-    <w:bookmarkEnd w:id="77"/>
+    <w:bookmarkEnd w:id="72"/>
+    <w:bookmarkEnd w:id="73"/>
+    <w:bookmarkEnd w:id="74"/>
     <w:sectPr>
       <w:footnotePr>
         <w:numRestart w:val="eachSect"/>
